--- a/Word/Module 1/DOCX/Exercices/05_Exercice_Document_a_relire.docx
+++ b/Word/Module 1/DOCX/Exercices/05_Exercice_Document_a_relire.docx
@@ -5,58 +5,115 @@
     <w:p>
       <w:pPr>
         <w:pStyle w:val="Title"/>
+        <w:spacing w:after="160" w:before="0"/>
       </w:pPr>
       <w:r>
+        <w:rPr>
+          <w:rFonts w:ascii="Calibri" w:hAnsi="Calibri" w:eastAsia="Calibri"/>
+          <w:sz w:val="22"/>
+        </w:rPr>
         <w:t>Note interne - Organisation d'une réunion</w:t>
       </w:r>
     </w:p>
     <w:p>
+      <w:pPr>
+        <w:spacing w:after="240" w:before="0"/>
+      </w:pPr>
       <w:r>
         <w:rPr>
+          <w:rFonts w:ascii="Calibri" w:hAnsi="Calibri" w:eastAsia="Calibri"/>
           <w:i/>
+          <w:color w:val="666666"/>
+          <w:sz w:val="22"/>
         </w:rPr>
-        <w:t>Consigne : affichez les marques de mise en forme, supprimez les doubles espaces et le paragraphe vide, déplacez la rubrique mal placée, puis corrigez les fautes et remplacez un mot par un synonyme.</w:t>
+        <w:t>Consigne : affichez les marques de mise en forme (¶), supprimez les doubles espaces et le paragraphe vide, déplacez la rubrique mal placée, corrigez les fautes (« lieux », « point »), lancez le correcteur (F7) et remplacez un mot par un synonyme.</w:t>
       </w:r>
     </w:p>
     <w:p>
+      <w:pPr>
+        <w:spacing w:after="160" w:before="0"/>
+      </w:pPr>
       <w:r>
+        <w:rPr>
+          <w:rFonts w:ascii="Calibri" w:hAnsi="Calibri" w:eastAsia="Calibri"/>
+          <w:sz w:val="22"/>
+        </w:rPr>
         <w:t>Bonjour,</w:t>
       </w:r>
     </w:p>
-    <w:p/>
     <w:p>
       <w:r>
         <w:t>La réunion  aura lieux vendredi à 10h  dans la salle 2.</w:t>
       </w:r>
     </w:p>
     <w:p>
+      <w:pPr>
+        <w:spacing w:after="0"/>
+      </w:pPr>
+    </w:p>
+    <w:p>
+      <w:pPr>
+        <w:spacing w:after="160" w:before="0"/>
+      </w:pPr>
       <w:r>
+        <w:rPr>
+          <w:rFonts w:ascii="Calibri" w:hAnsi="Calibri" w:eastAsia="Calibri"/>
+          <w:sz w:val="22"/>
+        </w:rPr>
         <w:t>Merci de venir avec les point à discuter.</w:t>
       </w:r>
     </w:p>
     <w:p>
+      <w:pPr>
+        <w:spacing w:after="160" w:before="0"/>
+      </w:pPr>
       <w:r>
+        <w:rPr>
+          <w:rFonts w:ascii="Calibri" w:hAnsi="Calibri" w:eastAsia="Calibri"/>
+          <w:sz w:val="22"/>
+        </w:rPr>
         <w:t>Ordre du jour :</w:t>
       </w:r>
     </w:p>
     <w:p>
+      <w:pPr>
+        <w:spacing w:after="160" w:before="0"/>
+      </w:pPr>
       <w:r>
+        <w:rPr>
+          <w:rFonts w:ascii="Calibri" w:hAnsi="Calibri" w:eastAsia="Calibri"/>
+          <w:sz w:val="22"/>
+        </w:rPr>
         <w:t>Divers</w:t>
       </w:r>
     </w:p>
     <w:p>
+      <w:pPr>
+        <w:spacing w:after="160" w:before="0"/>
+      </w:pPr>
       <w:r>
+        <w:rPr>
+          <w:rFonts w:ascii="Calibri" w:hAnsi="Calibri" w:eastAsia="Calibri"/>
+          <w:sz w:val="22"/>
+        </w:rPr>
         <w:t>Budget</w:t>
       </w:r>
     </w:p>
     <w:p>
+      <w:pPr>
+        <w:spacing w:after="160" w:before="0"/>
+      </w:pPr>
       <w:r>
+        <w:rPr>
+          <w:rFonts w:ascii="Calibri" w:hAnsi="Calibri" w:eastAsia="Calibri"/>
+          <w:sz w:val="22"/>
+        </w:rPr>
         <w:t>Planning</w:t>
       </w:r>
     </w:p>
     <w:sectPr>
-      <w:pgSz w:w="12240" w:h="15840"/>
-      <w:pgMar w:top="1440" w:right="1800" w:bottom="1440" w:left="1800" w:header="720" w:footer="720" w:gutter="0"/>
+      <w:pgSz w:w="11906" w:h="16838"/>
+      <w:pgMar w:top="1134" w:right="1417" w:bottom="1134" w:left="1417" w:header="720" w:footer="720" w:gutter="0"/>
       <w:cols w:space="720"/>
       <w:docGrid w:linePitch="360"/>
     </w:sectPr>
